--- a/MIMs-latest-sl.docx
+++ b/MIMs-latest-sl.docx
@@ -86,7 +86,7 @@
           <w:color w:val="003399"/>
           <w:sz w:val="52"/>
         </w:rPr>
-        <w:t>Kontrolni seznam za javna naročila z uporabo mehanizmov minimalne interoperabilnosti (MIM)</w:t>
+        <w:t>Kontrolni seznam za javna naročila na podlagi mehanizmov minimalne interoperabilnosti (MIM)</w:t>
       </w:r>
     </w:p>
     <w:p>
@@ -101,7 +101,7 @@
           <w:color w:val="C2186F"/>
           <w:sz w:val="30"/>
         </w:rPr>
-        <w:t>Kaj vključiti v razpisno dokumentacijo, da mesto obdrži svoje podatke</w:t>
+        <w:t>Kaj opredeliti v razpisni dokumentaciji, da mesto ohrani nadzor nad svojimi podatki</w:t>
       </w:r>
     </w:p>
     <w:p>
@@ -116,7 +116,7 @@
           <w:color w:val="5A5A6E"/>
           <w:sz w:val="22"/>
         </w:rPr>
-        <w:t>Za MIMs Plus 9.0 organizacije OASC</w:t>
+        <w:t>Specifikacija: MIMs Plus 9.0 organizacije OASC</w:t>
       </w:r>
     </w:p>
     <w:p>
@@ -165,7 +165,7 @@
           <w:color w:val="003399"/>
           <w:sz w:val="36"/>
         </w:rPr>
-        <w:t>Zakaj ta priročnik</w:t>
+        <w:t>Namen tega priročnika</w:t>
       </w:r>
     </w:p>
     <w:p>
@@ -191,7 +191,7 @@
           <w:i w:val="0"/>
           <w:sz w:val="21"/>
         </w:rPr>
-        <w:t>Ni nujno, da je tako. Mehanizmi minimalne interoperabilnosti (MIM), ki jih upravlja Open &amp; Agile Smart Cities (OASC) in podpira evropsko gibanje living-in.eu, opisujejo minimalne tehnične zahteve, ki ohranjajo vaše podatke odprte, ponovno uporabljive in neodvisne od ponudnikov. Namerno so jedrnati: ne gre za obsežno arhitekturo, temveč le za nekaj bistvenih pogojev, ki morajo veljati, da se sistemi lahko sporazumevajo med seboj.</w:t>
+        <w:t>Ni nujno, da je tako. Mehanizmi minimalne interoperabilnosti (MIM), ki jih upravlja Open &amp; Agile Smart Cities (OASC) in podpira evropsko gibanje living-in.eu, opisujejo minimalne tehnične zahteve, ki ohranjajo vaše podatke odprte, ponovno uporabljive in neodvisne od ponudnikov. Namerno so jedrnati: ne gre za obsežno arhitekturo, temveč le za nekaj pogojev, ki morajo veljati, da sistemi lahko izmenjujejo podatke.</w:t>
       </w:r>
     </w:p>
     <w:p>
@@ -204,7 +204,7 @@
           <w:i w:val="0"/>
           <w:sz w:val="21"/>
         </w:rPr>
-        <w:t>Za njihovo uporabo vam ni treba biti inženir. Vsak kontrolni seznam pretvori en MIM v razumljive točke, ki jih lahko prekopirate v razpisno dokumentacijo, skupaj z razlogom, zakaj vas vsaka od njih varuje. Takoj za kontrolnim seznamom je navedena vsaka zahteva zadevnega MIM, od besede do besede, tako da lahko vaši tehnični sodelavci in ponudniki preverijo podrobnosti.</w:t>
+        <w:t>Za uporabo tega priročnika tehnično predznanje ni potrebno. Vsak kontrolni seznam pretvori en MIM v razumljive točke kontrolnega seznama, ki jih lahko prekopirate v razpisno dokumentacijo, skupaj z razlogom, zakaj vas vsaka od njih varuje. Takoj za kontrolnim seznamom je navedena vsaka zahteva zadevnega MIM, od besede do besede, tako da lahko vaši tehnični sodelavci in ponudniki preverijo podrobnosti.</w:t>
       </w:r>
     </w:p>
     <w:p>
@@ -217,7 +217,7 @@
           <w:i w:val="0"/>
           <w:sz w:val="21"/>
         </w:rPr>
-        <w:t>Mesta, ki zahtevajo MIM, kupijo enkrat in uporabijo večkrat: podatki o kakovosti zraka napajajo pregledno ploščo v šolah, evidenca ulične razsvetljave napaja energetski načrt, naslednji dobavitelj pa nadaljuje tam, kjer je prejšnji končal. To je tisto, kar interoperabilnost pomeni v praksi — in kar se vse bolj pričakuje v projektih, financiranih s sredstvi EU.</w:t>
+        <w:t>Mesta, ki zahtevajo MIM, kupijo enkrat in uporabijo večkrat: podatki o kakovosti zraka napajajo pregledno ploščo v šolah, evidenca ulične razsvetljave služi kot podlaga za energetski načrt, naslednji dobavitelj pa nadaljuje tam, kjer je prejšnji končal. To je tisto, kar interoperabilnost pomeni v praksi — in kar se vse bolj pričakuje v projektih, financiranih s sredstvi EU.</w:t>
       </w:r>
     </w:p>
     <w:tbl>
@@ -247,7 +247,7 @@
               </w:rPr>
               <w:t>“Mehanizmi minimalne interoperabilnosti (MIM) omogočajo minimalno, a zadostno raven interoperabilnosti za podatke, sisteme in storitve, zlasti v okviru rešitev za pametna mesta.</w:t>
               <w:br/>
-              <w:t>Ciljno občinstvo tega dokumenta so:</w:t>
+              <w:t>Ciljne skupine tega dokumenta so:</w:t>
               <w:br/>
               <w:t>1. Ponudniki rešitev, ki želijo zagotoviti, da so njihove rešitve interoperabilne z drugimi in omogočajo neovirano izmenjavo podatkov v okviru pametnih mest in skupnosti.</w:t>
               <w:br/>
@@ -839,7 +839,7 @@
                 <w:i w:val="0"/>
                 <w:sz w:val="19"/>
               </w:rPr>
-              <w:t>Točke kontrolnega seznama navajajo »mora«, tudi kjer specifikacija le priporoča (naj) ali navaja predlagani mehanizem. To je odločitev naročnika.</w:t>
+              <w:t>Točke kontrolnega seznama navajajo vsako postavko kot zahtevo, tudi kjer specifikacija le priporoča (naj) ali navaja predlagani mehanizem. To je odločitev naročnika.</w:t>
             </w:r>
           </w:p>
         </w:tc>
@@ -888,7 +888,7 @@
           <w:i w:val="0"/>
           <w:sz w:val="21"/>
         </w:rPr>
-        <w:t>Sedem preprostih mehanizmov, en cilj: vaši podatki ostanejo vaši, vaši sistemi pa se lahko sporazumevajo med seboj.</w:t>
+        <w:t>Sedem preprostih mehanizmov, en cilj: podatki ostanejo pod nadzorom mesta, sistemi pa delujejo usklajeno.</w:t>
       </w:r>
     </w:p>
     <w:p>
@@ -1278,7 +1278,7 @@
           <w:color w:val="C2186F"/>
           <w:sz w:val="19"/>
         </w:rPr>
-        <w:t xml:space="preserve">Ali se lahko naš digitalni dvojček razvija?  </w:t>
+        <w:t xml:space="preserve">Ali lahko naš digitalni dvojček raste?  </w:t>
       </w:r>
       <w:r>
         <w:rPr>
@@ -1686,7 +1686,7 @@
           <w:i w:val="0"/>
           <w:sz w:val="20"/>
         </w:rPr>
-        <w:t>Kadar primer uporabe zahteva podatke v živo, se lahko odjemalci naročijo na spremembe (spletne kljuke, MQTT ali podobno) namesto nenehnega poizvedovanja.</w:t>
+        <w:t>Kadar primer uporabe zahteva podatke v živo, se lahko odjemalci naročijo na spremembe (webhooki, MQTT ali podobno) namesto nenehnega poizvedovanja.</w:t>
       </w:r>
     </w:p>
     <w:p>
@@ -1740,7 +1740,7 @@
           <w:i w:val="0"/>
           <w:sz w:val="20"/>
         </w:rPr>
-        <w:t>Napake, predpomnjenje in omejitve pogostosti zahtevkov uporabljajo standardne dogovore HTTP ter so dokumentirani.</w:t>
+        <w:t>Napake, predpomnjenje in omejitve pogostosti zahtevkov uporabljajo standardne konvencije HTTP ter so dokumentirani.</w:t>
       </w:r>
     </w:p>
     <w:p>
@@ -1945,7 +1945,7 @@
                 <w:i w:val="0"/>
                 <w:sz w:val="18"/>
               </w:rPr>
-              <w:t>Zaračunavanje po posameznem zahtevku za lastne podatke mesta (glejte določilo »Brez plačil na uporabnika / na zahtevek«).</w:t>
+              <w:t>Zaračunavanje po posameznem zahtevku za lastne podatke mesta (glejte določilo »Brez plačil za lastne podatke«).</w:t>
             </w:r>
           </w:p>
         </w:tc>
@@ -2071,7 +2071,7 @@
                 <w:i w:val="0"/>
                 <w:sz w:val="16"/>
               </w:rPr>
-              <w:t>Sistemi MORAJO omogočati pridobivanje podatkov v vsaj enem strojno berljivem formatu. Formati se LAHKO določijo s pogajanjem o vsebini prek HTTP</w:t>
+              <w:t>Sistemi MORAJO omogočati pridobivanje podatkov v vsaj enem strojno berljivem formatu. Formati se lahko določijo s pogajanjem o vsebini prek HTTP</w:t>
             </w:r>
           </w:p>
         </w:tc>
@@ -2480,19 +2480,19 @@
               <w:br/>
               <w:t>Vmesniki API NAJ razkrivajo časovni žig naslednje pričakovane posodobitve</w:t>
               <w:br/>
-              <w:t>Vmesniki API NAJ podpirajo izrecno različičenje končnih točk</w:t>
+              <w:t>Vmesniki API NAJ podpirajo izrecno verzioniranje končnih točk</w:t>
               <w:br/>
               <w:t>Vmesniki API NAJ zagotavljajo primere vsebine sporočil ali testne poizvedbe</w:t>
               <w:br/>
               <w:t>Vmesniki API NAJ podpirajo standardne glave HTTP za predpomnjenje</w:t>
               <w:br/>
-              <w:t>Vmesniki API NAJ sporočajo stanje omejitev pogostosti prek standardnih glav HTTP</w:t>
+              <w:t>Vmesniki API NAJ sporočajo stanje omejitev števila zahtevkov prek standardnih glav HTTP</w:t>
               <w:br/>
               <w:t>Vmesniki API NAJ vračajo strukturirana telesa napak</w:t>
               <w:br/>
               <w:t>Vmesniki API LAHKO podpirajo delne odgovore ali projekcije poizvedb</w:t>
               <w:br/>
-              <w:t>Vmesniki API LAHKO izpostavijo standardno končno točko za zdravje/stanje</w:t>
+              <w:t>Vmesniki API LAHKO izpostavijo standardno končno točko stanja delovanja (health check)</w:t>
             </w:r>
           </w:p>
         </w:tc>
@@ -3059,7 +3059,7 @@
           <w:i w:val="0"/>
           <w:sz w:val="20"/>
         </w:rPr>
-        <w:t>Identifikatorji ne vsebujejo notranjih podatkov ponudnika (ID vrstic zbirke podatkov, imena strežnikov).</w:t>
+        <w:t>Identifikatorji ne vsebujejo internih podrobnosti ponudnikove rešitve (ID-jev vrstic v zbirki podatkov, imen strežnikov).</w:t>
       </w:r>
     </w:p>
     <w:p>
@@ -3073,7 +3073,7 @@
           <w:color w:val="5A5A6E"/>
           <w:sz w:val="18"/>
         </w:rPr>
-        <w:t xml:space="preserve">V nasprotnem primeru identifikatorji ugasnejo s pogodbo.   </w:t>
+        <w:t xml:space="preserve">V nasprotnem primeru identifikatorji postanejo neuporabni po izteku pogodbe.   </w:t>
       </w:r>
       <w:r>
         <w:rPr>
@@ -3767,7 +3767,7 @@
                 <w:color w:val="003399"/>
                 <w:sz w:val="16"/>
               </w:rPr>
-              <w:t>Entitete je mogoče (raz)referencirati</w:t>
+              <w:t>Entitete je mogoče referencirati in dereferencirati</w:t>
             </w:r>
           </w:p>
         </w:tc>
@@ -3817,7 +3817,7 @@
                 <w:i w:val="0"/>
                 <w:sz w:val="16"/>
               </w:rPr>
-              <w:t>Obstaja način za razreševanje relacije, opredeljene na entiteti</w:t>
+              <w:t>Obstaja način za dereferenciranje relacije, opredeljene na entiteti</w:t>
             </w:r>
           </w:p>
         </w:tc>
@@ -4112,7 +4112,7 @@
           <w:color w:val="5A5A6E"/>
           <w:sz w:val="18"/>
         </w:rPr>
-        <w:t xml:space="preserve">Podatki dveh dobaviteljev se združijo brez projekta prevajanja podatkov.   </w:t>
+        <w:t xml:space="preserve">Podatki dveh dobaviteljev se združijo brez projekta pretvorbe ali preslikave podatkov.   </w:t>
       </w:r>
       <w:r>
         <w:rPr>
@@ -4206,7 +4206,7 @@
           <w:i w:val="0"/>
           <w:sz w:val="20"/>
         </w:rPr>
-        <w:t>Razširitve se dobavijo kot dokumentirani profili/dopolnitve na podlagi standardnega modela — nikoli kot spremenjena zasebna veja.</w:t>
+        <w:t>Razširitve se dobavijo kot dokumentirani profili/dopolnitve na podlagi standardnega modela — nikoli kot spremenjen zasebni fork.</w:t>
       </w:r>
     </w:p>
     <w:p>
@@ -4969,7 +4969,7 @@
                 <w:i w:val="0"/>
                 <w:sz w:val="16"/>
               </w:rPr>
-              <w:t>Dokumentacija formata za prenos podatkov naj zadošča za omogočanje izdelave nelastniške aplikacije ali tolmača, ki je sposoben rekonstruirati vse podatke, shranjene v takem podatkovnem formatu.</w:t>
+              <w:t>Dokumentacija formata za prenos podatkov naj zadošča za omogočanje izdelave nelastniške aplikacije ali interpretatorja, ki je sposoben rekonstruirati vse podatke, shranjene v takem podatkovnem formatu.</w:t>
             </w:r>
           </w:p>
         </w:tc>
@@ -4985,7 +4985,7 @@
                 <w:color w:val="5A5A6E"/>
                 <w:sz w:val="16"/>
               </w:rPr>
-              <w:t>The documentation of the data transport format should be sufficient to allow the creation of non-proprietary application or interpretor that is able to reconstruct all the data stored in such a data format.</w:t>
+              <w:t>The documentation of the data transport format should be sufficient to allow the creation of non-proprietary application or interpretor [sic] that is able to reconstruct all the data stored in such a data format.</w:t>
             </w:r>
           </w:p>
         </w:tc>
@@ -5317,7 +5317,7 @@
           <w:i w:val="0"/>
           <w:sz w:val="20"/>
         </w:rPr>
-        <w:t>Vseh mestnih podatkov ni mogoče preprosto javno objaviti: nekateri so poslovni, nekateri občutljivi. MIM3 omogoča varno deljenje preostalih podatkov: katalog, po katerem lahko uporabniki iščejo, licence iz predlog namesto zapletenih pravnih besedil po meri ter pravila upravljanja, ki jih lahko prebere vsakdo. Specifikacija skoraj celoten MIM3 opredeljuje kot priporočilo (glejte str. 3).</w:t>
+        <w:t>Vseh mestnih podatkov ni mogoče preprosto javno objaviti: nekateri so poslovni, nekateri občutljivi. MIM3 omogoča varno deljenje preostalih podatkov: katalog, po katerem lahko uporabniki iščejo, licence iz predlog namesto pravnih besedil po meri ter pravila upravljanja, ki jih lahko prebere vsakdo. Specifikacija skoraj celoten MIM3 opredeljuje kot priporočilo (glejte str. 3).</w:t>
       </w:r>
     </w:p>
     <w:p>
@@ -5362,7 +5362,7 @@
           <w:color w:val="5A5A6E"/>
           <w:sz w:val="18"/>
         </w:rPr>
-        <w:t xml:space="preserve">Podatki, ki jih nihče ne najde, so podatki, ki jih nihče ne uporablja.   </w:t>
+        <w:t xml:space="preserve">Podatki, ki jih nihče ne more najti, so podatki, ki jih nihče ne uporablja.   </w:t>
       </w:r>
       <w:r>
         <w:rPr>
@@ -5402,7 +5402,7 @@
           <w:i w:val="0"/>
           <w:sz w:val="20"/>
         </w:rPr>
-        <w:t>Pogoji in licence za uporabo podatkov izhajajo iz uveljavljenih predlog (npr. odprte licence, standardni sporazumi o deljenju podatkov), ne iz pravnih besedil po meri za vsak nabor posebej.</w:t>
+        <w:t>Pogoji in licence za uporabo podatkov izhajajo iz uveljavljenih predlog (npr. odprte licence, standardni sporazumi o deljenju podatkov), ne iz pravnih besedil po meri za vsak nabor podatkov posebej.</w:t>
       </w:r>
     </w:p>
     <w:p>
@@ -5416,7 +5416,7 @@
           <w:color w:val="5A5A6E"/>
           <w:sz w:val="18"/>
         </w:rPr>
-        <w:t xml:space="preserve">Sporazumi so razširljivi; pravniki ne postanejo ozko grlo.   </w:t>
+        <w:t xml:space="preserve">Urejanje razmerij je enostavno ponovljivo in razširljivo brez pravnega pregleda za vsak posamezen primer.   </w:t>
       </w:r>
       <w:r>
         <w:rPr>
@@ -5814,7 +5814,7 @@
                 <w:i w:val="0"/>
                 <w:sz w:val="16"/>
               </w:rPr>
-              <w:t>Člani, ki sodelujejo v podatkovnem ekosistemu, naj bodo seznanjeni z njegovim modelom upravljanja in vsemi spremembami le-tega.</w:t>
+              <w:t>Člani, ki sodelujejo v podatkovnem ekosistemu, naj bodo seznanjeni z njegovim modelom upravljanja in vsemi njegovimi spremembami.</w:t>
             </w:r>
           </w:p>
         </w:tc>
@@ -6663,7 +6663,7 @@
                 <w:i w:val="0"/>
                 <w:sz w:val="16"/>
               </w:rPr>
-              <w:t>Na voljo naj bo dovolj metapodatkov o vsakem udeležencu ekosistema, da se ugotovi njihova zanesljivost, pomembna za izmenjavo podatkov.</w:t>
+              <w:t>Na voljo naj bo dovolj metapodatkov o vsakem udeležencu ekosistema, da se ugotovi, ali so vredni zaupanja, pomembnega za izmenjavo podatkov.</w:t>
             </w:r>
           </w:p>
         </w:tc>
@@ -6912,7 +6912,7 @@
                 <w:i w:val="0"/>
                 <w:sz w:val="16"/>
               </w:rPr>
-              <w:t>Uporabniki in ponudniki podatkov naj imajo možnost dogovora o izmenjavi podatkov in z njo povezanih pogojih (npr. sprejem pogojev, pravni podpis sporazuma ali pogajanja).</w:t>
+              <w:t>Uporabniki in ponudniki podatkov naj imajo možnost dogovora o izmenjavi podatkov in z njo povezanih pogojih (npr. sprejem pogojev, pravno veljaven podpis sporazuma ali pogajanja).</w:t>
             </w:r>
           </w:p>
         </w:tc>
@@ -7223,7 +7223,7 @@
           <w:color w:val="003399"/>
           <w:sz w:val="36"/>
         </w:rPr>
-        <w:t>MIM6 · Ali so naši podatki varni pri prenosu in uporabi?</w:t>
+        <w:t>MIM6 · Ali so naši podatki varni?</w:t>
       </w:r>
     </w:p>
     <w:p>
@@ -7305,7 +7305,7 @@
           <w:color w:val="5A5A6E"/>
           <w:sz w:val="18"/>
         </w:rPr>
-        <w:t xml:space="preserve">Osnovna higiena; to pričakuje tudi NIS2, kjer velja za vas.   </w:t>
+        <w:t xml:space="preserve">Temeljni varnostni ukrep; to zahteva tudi direktiva NIS2, kjer se uporablja za vas.   </w:t>
       </w:r>
       <w:r>
         <w:rPr>
@@ -7359,7 +7359,7 @@
           <w:color w:val="5A5A6E"/>
           <w:sz w:val="18"/>
         </w:rPr>
-        <w:t xml:space="preserve">En račun na zaposlenega, ne po en za vsak izdelek ponudnika; ob odhodu zaposleni izgubi dostop povsod hkrati.   </w:t>
+        <w:t xml:space="preserve">En račun na zaposlenega, ne po en za vsak izdelek ponudnika; ob prenehanju delovnega razmerja zaposleni izgubi dostop v vseh sistemih hkrati.   </w:t>
       </w:r>
       <w:r>
         <w:rPr>
@@ -7399,7 +7399,7 @@
           <w:i w:val="0"/>
           <w:sz w:val="20"/>
         </w:rPr>
-        <w:t>Pravice dostopa temeljijo na vlogah, jih je mogoče pregledati in odvzeti; dostopi in skrbniška dejanja se beležijo v revizijskih sledeh.</w:t>
+        <w:t>Pravice dostopa temeljijo na vlogah, jih je mogoče pregledati in odvzeti; dostopi in skrbniška dejanja se beležijo v revizijskih dnevnikih.</w:t>
       </w:r>
     </w:p>
     <w:p>
@@ -7467,7 +7467,7 @@
           <w:i w:val="0"/>
           <w:sz w:val="20"/>
         </w:rPr>
-        <w:t>Ponudnik mora izkazati skladnost z ISO/IEC 27001:2022 (ali enakovredno) za storitev, ki jo upravlja.</w:t>
+        <w:t>Ponudnik izkaže skladnost z ISO/IEC 27001:2022 (ali enakovredno) za storitev, ki jo upravlja.</w:t>
       </w:r>
     </w:p>
     <w:p>
@@ -7586,7 +7586,7 @@
                 <w:i w:val="0"/>
                 <w:sz w:val="18"/>
               </w:rPr>
-              <w:t>Ko gre kaj narobe, revizijske sledi povedo, kaj in kdo.</w:t>
+              <w:t>Po incidentu dnevniki dogodkov pokažejo, kaj se je zgodilo in kdo je ukrepal.</w:t>
             </w:r>
           </w:p>
         </w:tc>
@@ -9104,7 +9104,7 @@
                 <w:color w:val="003399"/>
                 <w:sz w:val="16"/>
               </w:rPr>
-              <w:t>Mesta in skupnosti lahko integrirajo 2D in 3D geoprostorske podatke iz različnih virov, na primer geopodatke in modele podatkov o stavbah (BIM), ter te podatke interoperabilno delijo znotraj sebe in med seboj</w:t>
+              <w:t>Mesta in skupnosti lahko integrirajo 2D in 3D geoprostorske podatke iz različnih virov, na primer geopodatke in informacijske modele stavb (BIM), ter te podatke interoperabilno delijo znotraj sebe in med seboj</w:t>
             </w:r>
           </w:p>
         </w:tc>
@@ -9522,7 +9522,7 @@
           <w:color w:val="003399"/>
           <w:sz w:val="36"/>
         </w:rPr>
-        <w:t>MIM8 · Ali se lahko naš digitalni dvojček razvija?</w:t>
+        <w:t>MIM8 · Ali lahko naš digitalni dvojček raste?</w:t>
       </w:r>
     </w:p>
     <w:p>
@@ -9644,7 +9644,7 @@
           <w:i w:val="0"/>
           <w:sz w:val="20"/>
         </w:rPr>
-        <w:t>Modeli so dokumentirani (metoda, parametri, vhodi/izhodi) in klicni prek dokumentiranega vmesnika.</w:t>
+        <w:t>Modeli so dokumentirani (metoda, parametri, vhodi/izhodi) in jih je mogoče klicati prek dokumentiranega vmesnika.</w:t>
       </w:r>
     </w:p>
     <w:p>
@@ -9698,7 +9698,7 @@
           <w:i w:val="0"/>
           <w:sz w:val="20"/>
         </w:rPr>
-        <w:t>Izhodi uporabljajo standardne formate (GeoJSON, CityJSON, 3D Tiles, NetCDF…), ki jih lahko obdelajo orodja, ki jih ne kupite od tega ponudnika.</w:t>
+        <w:t>Izhodi uporabljajo standardne formate (GeoJSON, CityJSON, 3D Tiles, NetCDF…), ki jih lahko berejo orodja tretjih oseb.</w:t>
       </w:r>
     </w:p>
     <w:p>
@@ -9712,7 +9712,7 @@
           <w:color w:val="5A5A6E"/>
           <w:sz w:val="18"/>
         </w:rPr>
-        <w:t xml:space="preserve">Vizualizacija in analiza ostaneta konkurenčna trga.   </w:t>
+        <w:t xml:space="preserve">Trg orodij za vizualizacijo in analizo ostane konkurenčen.   </w:t>
       </w:r>
       <w:r>
         <w:rPr>
@@ -10110,7 +10110,7 @@
                 <w:i w:val="0"/>
                 <w:sz w:val="16"/>
               </w:rPr>
-              <w:t>LDT naj jasno razlikuje med surovimi izvornimi podatki, preoblikovanimi podatki, pripravljenimi za delovni potek, vhodi modelov in izhodi modelov.</w:t>
+              <w:t>LDT naj jasno razlikuje med surovimi izvornimi podatki, preoblikovanimi podatki, pripravljenimi za delovni tok, vhodi modelov in izhodi modelov.</w:t>
             </w:r>
           </w:p>
         </w:tc>
@@ -10510,7 +10510,7 @@
                 <w:i w:val="0"/>
                 <w:sz w:val="16"/>
               </w:rPr>
-              <w:t>Za podatke, ki se bodo uporabljali v modelih umetne inteligence, morata biti zagotovljeni poreklo in zaupanje. V nekaterih primerih mora biti naveden verodostojen vir, kot je vladna agencija.</w:t>
+              <w:t>Za podatke, ki se bodo uporabljali v modelih umetne inteligence, naj bosta zagotovljena poreklo in zaupanje. V nekaterih primerih mora biti naveden verodostojen vir, kot je vladna agencija.</w:t>
             </w:r>
           </w:p>
         </w:tc>
@@ -11310,7 +11310,7 @@
                 <w:i w:val="0"/>
                 <w:sz w:val="16"/>
               </w:rPr>
-              <w:t>Dostop do večpoglednih izhodov in vizualizacij</w:t>
+              <w:t>Dostop do različnih vizualizacijskih pogledov in izhodnih podatkov</w:t>
             </w:r>
           </w:p>
         </w:tc>
@@ -11399,7 +11399,7 @@
           <w:i w:val="0"/>
           <w:sz w:val="20"/>
         </w:rPr>
-        <w:t>Ta določila sodijo v vsak razpis, ne glede na to, kaj kupujete. Izhajajo iz prakse javnega naročanja na področju MIM in living-in.eu. Večina jih ne temelji na eni sami zahtevi specifikacije, zato nimajo referenčnih oznak (različičenje API je tudi priporočilo v MIM0 C2). Njihova vključitev stane malo; njihova opustitev lahko stane vse.</w:t>
+        <w:t>Ta določila sodijo v vsak razpis, ne glede na to, kaj kupujete. Izhajajo iz prakse javnega naročanja na področju MIM in living-in.eu. Večina jih ne temelji na eni sami zahtevi specifikacije, zato nimajo referenčnih oznak (verzioniranje API-jev je tudi priporočilo v MIM0 C2). Njihova vključitev stane malo; njihova opustitev lahko stane vse.</w:t>
       </w:r>
     </w:p>
     <w:p>
@@ -11494,7 +11494,7 @@
           <w:color w:val="003399"/>
           <w:sz w:val="21"/>
         </w:rPr>
-        <w:t>X.3  Brez plačil na uporabnika / na zahtevek</w:t>
+        <w:t>X.3  Brez plačil za lastne podatke</w:t>
       </w:r>
     </w:p>
     <w:p>
@@ -11507,7 +11507,7 @@
           <w:i w:val="0"/>
           <w:sz w:val="20"/>
         </w:rPr>
-        <w:t>Dostop mesta do lastnih podatkov je brezplačen.</w:t>
+        <w:t>Naročnik ne plačuje nobenih nadomestil za dostop do svojih lastnih podatkov, niti na uporabnika niti na zahtevek.</w:t>
       </w:r>
     </w:p>
     <w:p>
@@ -11530,7 +11530,7 @@
           <w:color w:val="003399"/>
           <w:sz w:val="21"/>
         </w:rPr>
-        <w:t>X.4  Stabilnost in različičenje API</w:t>
+        <w:t>X.4  Stabilnost in verzioniranje API-jev</w:t>
       </w:r>
     </w:p>
     <w:p>
@@ -11615,7 +11615,7 @@
           <w:i w:val="0"/>
           <w:sz w:val="20"/>
         </w:rPr>
-        <w:t>V razpisni dokumentaciji so navedeni zgoraj navedeni standardi; trditve o »združljivosti z« morajo navesti točen vmesnik in različico. Vsako sklicevanje na standard ali tehnično specifikacijo dopušča enakovredno rešitev; ponudnik dokaže enakovrednost.</w:t>
+        <w:t>V razpisni dokumentaciji so navedeni specifični standardi; trditve o »združljivosti z« morajo navesti točen vmesnik in različico. Vsako sklicevanje na standard ali tehnično specifikacijo dopušča enakovredno rešitev; ponudnik dokaže enakovrednost.</w:t>
       </w:r>
     </w:p>
     <w:p>
@@ -11683,7 +11683,7 @@
           <w:i w:val="0"/>
           <w:sz w:val="20"/>
         </w:rPr>
-        <w:t>Označene strani: MIM0, MIM1, MIM2, MIM6 in MIM7 (podatki gredo na zemljevid). Iz MIM3 le točka 3.1 (podatki o kakovosti zraka se objavijo kot odprti podatki, zato sodijo v katalog); ne pa MIM8: to ni digitalni dvojček.</w:t>
+        <w:t>Označene strani: MIM0, MIM1, MIM2, MIM6 in MIM7 (podatki gredo na zemljevid). Iz MIM3 le točka 3.1 (podatki o kakovosti zraka se objavijo kot odprti podatki, zato sodijo v katalog); MIM8 se ne uporablja: sistem ni digitalni dvojček.</w:t>
       </w:r>
     </w:p>
     <w:p>
@@ -11955,7 +11955,7 @@
                 <w:i w:val="0"/>
                 <w:sz w:val="18"/>
               </w:rPr>
-              <w:t>Izhodna klavzula, Pravice na podatkih, Brez plačil na uporabnika / na zahtevek, Stabilnost in različičenje API; izpolnjena tabela skladnosti kot priloga</w:t>
+              <w:t>Izhodna klavzula, Pravice na podatkih, Brez plačil za lastne podatke, Stabilnost in verzioniranje API-jev; izpolnjena tabela skladnosti kot priloga</w:t>
             </w:r>
           </w:p>
         </w:tc>
@@ -12112,7 +12112,7 @@
           <w:i w:val="0"/>
           <w:sz w:val="19"/>
         </w:rPr>
-        <w:t>4.3.23 Ponudnik izpolni tabelo skladnosti (priloga k razpisni dokumentaciji) in navede dokazila za vsako zahtevano točko. Ponudnik točke od 4.3.1 do 4.3.21 dokaže s klicem API v živo med ocenjevanjem ponudb; naročnik jih ponovno preizkusi ob prevzemu. Neizpolnjevanje teh točk je razlog za zavrnitev prevzema.</w:t>
+        <w:t>4.3.23 Ponudnik izpolni tabelo skladnosti (priloga k razpisni dokumentaciji) in navede dokazila za vsako zahtevano točko. Med ocenjevanjem ponudb ponudnik dokaže točke od 4.3.1 do 4.3.21 (na primer s klicem API v živo); ponudba, ki ne izpolnjuje zahtevane točke, ne ustreza zahtevam za predmet naročila. Naročnik točke ponovno preizkusi ob prevzemu; neizpolnjevanje teh točk je tedaj razlog za zavrnitev prevzema.</w:t>
       </w:r>
     </w:p>
     <w:p>
@@ -12486,7 +12486,7 @@
           <w:color w:val="5A5A6E"/>
           <w:sz w:val="18"/>
         </w:rPr>
-        <w:t>Obljuba za prihodnost je N: komisija preverja le tisto, kar ponudnik lahko pokaže.</w:t>
+        <w:t>Obljuba o prihodnji funkcionalnosti šteje kot N: komisija preverja le tisto, kar ponudnik lahko pokaže. Pri zahtevani točki N pomeni, da ponudba ne ustreza zahtevam za predmet naročila.</w:t>
       </w:r>
     </w:p>
     <w:p>
@@ -13717,7 +13717,7 @@
                 <w:i w:val="0"/>
                 <w:sz w:val="17"/>
               </w:rPr>
-              <w:t>Razširitve kot profili, nikoli ločene veje</w:t>
+              <w:t>Razširitve kot profili, nikoli ločeni forki</w:t>
             </w:r>
           </w:p>
         </w:tc>
@@ -14135,7 +14135,7 @@
                 <w:color w:val="FFFFFF"/>
                 <w:sz w:val="17"/>
               </w:rPr>
-              <w:t>MIM6 · Ali so naši podatki varni pri prenosu in uporabi?</w:t>
+              <w:t>MIM6 · Ali so naši podatki varni?</w:t>
             </w:r>
           </w:p>
         </w:tc>
@@ -14331,7 +14331,7 @@
                 <w:i w:val="0"/>
                 <w:sz w:val="17"/>
               </w:rPr>
-              <w:t>Dostop na podlagi vlog in revizijske sledi</w:t>
+              <w:t>Dostop na podlagi vlog in revizijski dnevniki</w:t>
             </w:r>
           </w:p>
         </w:tc>
@@ -14831,7 +14831,7 @@
                 <w:color w:val="FFFFFF"/>
                 <w:sz w:val="17"/>
               </w:rPr>
-              <w:t>MIM8 · Ali se lahko naš digitalni dvojček razvija?</w:t>
+              <w:t>MIM8 · Ali lahko naš digitalni dvojček raste?</w:t>
             </w:r>
           </w:p>
         </w:tc>
@@ -15457,7 +15457,7 @@
                 <w:i w:val="0"/>
                 <w:sz w:val="17"/>
               </w:rPr>
-              <w:t>Stabilnost API: različice, 6 mesecev vnaprej za spremembe</w:t>
+              <w:t>Stabilnost API: različice, 6 mesecev vnaprej o nezdružljivih spremembah</w:t>
             </w:r>
           </w:p>
         </w:tc>
@@ -15843,7 +15843,7 @@
           <w:i w:val="0"/>
           <w:sz w:val="20"/>
         </w:rPr>
-        <w:t>Tehnično pravilo, ki ga lahko vsakdo prebere in implementira brez plačila ali zahteve za dovoljenje.</w:t>
+        <w:t>Tehnično pravilo, ki ga lahko vsakdo prebere in implementira brezplačno ter brez posebnega dovoljenja.</w:t>
       </w:r>
     </w:p>
     <w:p>
@@ -15931,7 +15931,7 @@
           <w:i w:val="0"/>
           <w:sz w:val="20"/>
         </w:rPr>
-        <w:t>Stanje, ko zamenjava dobavitelja stane toliko — zaradi podatkov, formatov ali pristojbin —, da je praktično nemogoča.</w:t>
+        <w:t>Stanje, v katerem stroški podatkov, formatov ali pristojbin zamenjavo dobavitelja naredijo praktično nemogočo.</w:t>
       </w:r>
     </w:p>
     <w:p>
@@ -15945,7 +15945,7 @@
           <w:color w:val="003399"/>
           <w:sz w:val="20"/>
         </w:rPr>
-        <w:t xml:space="preserve">Spletna kljuka / MQTT  —  </w:t>
+        <w:t xml:space="preserve">Webhook / MQTT  —  </w:t>
       </w:r>
       <w:r>
         <w:rPr>
@@ -16124,7 +16124,7 @@
           <w:color w:val="5A5A6E"/>
           <w:sz w:val="17"/>
         </w:rPr>
-        <w:t>v9.0.6 · 2026-09-18</w:t>
+        <w:t>v9.0.7 · 2026-09-19</w:t>
       </w:r>
     </w:p>
     <w:sectPr>
@@ -16152,7 +16152,7 @@
         <w:color w:val="5A5A6E"/>
         <w:sz w:val="16"/>
       </w:rPr>
-      <w:t xml:space="preserve">Kontrolni seznam za javna naročila z uporabo mehanizmov minimalne interoperabilnosti (MIM) · MIMs Plus 9.0 · v9.0.6 · 2026-09-18  ·  </w:t>
+      <w:t xml:space="preserve">Kontrolni seznam za javna naročila na podlagi mehanizmov minimalne interoperabilnosti (MIM) · MIMs Plus 9.0 · v9.0.7 · 2026-09-19  ·  </w:t>
     </w:r>
     <w:fldSimple w:instr="PAGE"/>
   </w:p>
